--- a/defense/docs/abstract_kz.docx
+++ b/defense/docs/abstract_kz.docx
@@ -68,7 +68,7 @@
           <w:i w:val="0"/>
           <w:sz w:val="28"/>
         </w:rPr>
-        <w:t>Диссертация диабеттік ретинопатияны (ДР) автоматтандырылған көпсатылы диагностикалау үшін көз түбі кескіндерін жақсартудың (алдын ала өңдеудің) конволюциялық нейрондық желілер (CNN) арқылы жіктеумен интеграциясын зерттеуге және формализациялауға арналған. Орталық идея — алдын ала өңдеу деректерді көмекші дайындау емес, диагностикалық модельдің ажырамас компоненті болып табылады, өйткені дәл осы өңдеу желіге қолжетімді белгілер кеңістігін айқындайды. Осы идеяны операционализациялау үшін 8 кезеңді алдын ала өңдеу конвейері спецификацияланып, модельге енгізілген, ал оның әсері конвейерсіз оқытылған баламалы базалық конфигурациямен бақыланатын эксперименттік салыстыруға қойылған. Тәсіл төрт өндірушінің камераларымен алынған сегіз ашық және клиникалық көз түбі кескіндері жиынында валидацияланды әрі диагностика сапасы бойынша басымдықты, компоненттер абляциясын, жиынаралық тасымалдауды, интерпретацияланушылықты, клиникалық деградацияға тұрақтылықты және құрылғылар бойынша домендік ығысуды қамтиды; ол шектеулі ресурсты орталарда, оның ішінде Қазақстанның денсаулық сақтау инфрақұрылымында ДР автоматтандырылған скринингіне бағдарланған.</w:t>
+        <w:t>Диссертация диабеттік ретинопатияны (ДР) автоматтандырылған көпсатылы диагностикалау үшін көз түбі кескіндерін жақсартудың (алдын ала өңдеудің) конволюциялық нейрондық желілер (CNN) арқылы жіктеумен интеграциясын зерттеуге және формализациялауға арналған. Орталық идея — алдын ала өңдеу деректерді көмекші дайындау емес, диагностикалық модельдің ажырамас компоненті болып табылады, өйткені дәл осы өңдеу желіге қолжетімді белгілер кеңістігін айқындайды. Осы идеяны операционализациялау үшін 8 кезеңді алдын ала өңдеу конвейері спецификацияланып, модельге енгізілген, ал оның әсері конвейерсіз оқытылған баламалы базалық конфигурациямен бақыланатын эксперименттік салыстыруға қойылған. Тәсіл төрт өндірушінің камераларымен алынған сегіз ашық және клиникалық көз түбі кескіндері жиынында валидацияланды әрі диагностика сапасы бойынша басымдықты, компоненттер абляциясын, домендік ығысудың қысқаруын тікелей өлшеуді, жиынаралық тасымалдауды, интерпретацияланушылықты, сыртқы клиникалық сапаны және құрылғылар бойынша домендік ығысуды қамтиды; ол шектеулі ресурсты орталарда, оның ішінде Қазақстанның денсаулық сақтау инфрақұрылымында ДР автоматтандырылған скринингіне бағдарланған.</w:t>
       </w:r>
     </w:p>
     <w:p>
@@ -280,7 +280,7 @@
         </w:rPr>
         <w:t>4.</w:t>
         <w:tab/>
-        <w:t>Біріктірілген конвейерді жеті эксперимент арқылы эксперименттік негіздеу: біріктірілген конвейер басымдығы (1-эксперимент), компоненттерді абляциялау және параметрлік свиптер (2-эксперимент), деректер жиынтықтары арасындағы тасымалдану (3-эксперимент), Grad-CAM түсіндірілуі (4-эксперимент), клиникалық деградацияға төзімділік (5-эксперимент), аспаптар бойынша домендік ығысу (6-эксперимент) және шағын деректерде оқыту (7-эксперимент) (4-тарау).</w:t>
+        <w:t>Біріктірілген конвейерді ортақ негізде орындалған сегіз зерттеу арқылы эксперименттік негіздеу: біріктірілген конвейер басымдығы (1-эксперимент, H-1); компоненттік абляция мен CLAHE және flat-field параметрлерінің свиптері (2-эксперимент, H-2); алты сыртқы корпуста белгілер кеңістігіндегі «көз–нысана» қашықтығын тікелей өлшеу (H-3); деректер жиынтықтары арасындағы тасымалдану (3-эксперимент, H-4); Grad-CAM түсіндірілуі (4-эксперимент, H-5); сыртқы клиникалық сапа (5-эксперимент, H-7); аспаптар бойынша домендік ығысу (6-эксперимент, H-6) және шағын деректерде оқыту (7-эксперимент) (4-тарау).</w:t>
       </w:r>
     </w:p>
     <w:p>
@@ -407,7 +407,7 @@
           <w:i w:val="0"/>
           <w:sz w:val="28"/>
         </w:rPr>
-        <w:t>Зерттеу әдіснамасы кескінді өңдеу теориясын, терең оқыту теориясын және эксперименттік бақыланатын валидация жүйесін біріктіреді. Қолданылған әдістер: классикалық компьютерлік көру детекциясы (айналуды нормалау үшін көру нервінің дискісі мен фовеаны локализациялау), жарық өрісін адаптивті түзету (flat-field correction), LAB түс кеңістігінде қос шектеулі CLAHE, ResNet-50 және EfficientNet-B3 backbone архитектураларымен CNN жіктеу, ImageNet-тен білімді тасымалдау, белгіленбеген көз түбі кескіндері корпусында офтальмологиялық-арнайы өзін-өзі бақылайтын алдын ала оқыту (DINO / BYOL / SimCLR / MoCo тұқымдастары), класс теңгерімсіздігін өтеу үшін Focal Loss, Grad-CAM түсіндірілу талдауы, сондай-ақ пациент деңгейінде стратификацияланған 5-fold cross-validation, McNemar және DeLong тестілері, аралас әсерлер моделі (mixed-effects model), bootstrap сенімділік аралықтары және көп салыстыруға арналған Bonferroni/Holm түзетулері негізіндегі статистикалық валидация жүйесі.</w:t>
+        <w:t>Зерттеу әдіснамасы кескінді өңдеу теориясын, терең оқыту теориясын және эксперименттік бақыланатын валидация жүйесін біріктіреді. Қолданылған әдістер: классикалық компьютерлік көру детекциясы (айналуды нормалау үшін көру нервінің дискісі мен фовеаны локализациялау), жарық өрісін адаптивті түзету (flat-field correction), LAB түс кеңістігінде қос шектеулі CLAHE, ResNet-50 және EfficientNet-B3 backbone архитектураларымен CNN жіктеу, базалық тармақ үшін ImageNet-тен білімді тасымалдау және біріктірілген тармақ үшін домен ішілік алдын ала оқыту — бұл ретте бәсекелес инициализациялардың арасындағы таңдау болжам бойынша емес, мұздатылған backbone-мен сызықтық зондтың қабылдау шлюзі арқылы шешіледі, — класс теңгерімсіздігін өтеу үшін Focal Loss, «назар–ошақ» қабаттасуы (бастапқы) мен IoU (екінші) метрикаларымен Grad-CAM түсіндірілу талдауы, домендік ығысуды тікелей өлшеу үшін алдыңғы соңғы қабаттың белгілері бойынша максималды орташа алшақтық (MMD) (арна бойынша гистограммалар дивергенциясы ақпараттық контекст ретінде), сондай-ақ пациент деңгейінде стратификацияланған 5-fold cross-validation, McNemar және DeLong тестілері, аралас әсерлер моделі (mixed-effects model), bootstrap сенімділік аралықтары және көп салыстыруға арналған Bonferroni/Holm түзетулері негізіндегі статистикалық валидация жүйесі.</w:t>
       </w:r>
     </w:p>
     <w:p>
@@ -438,7 +438,7 @@
           <w:i w:val="0"/>
           <w:sz w:val="28"/>
         </w:rPr>
-        <w:t>Функционалдық деңгейлерге ұйымдастырылған сегіз деректер жиынтығы: EyePACS (~35 126 кескін, негізгі оқыту мен абляция, Canon CR-1); APTOS 2019 (~3 662, деректер жиынтықтары арасындағы тасымалдану); IDRiD (516 кескін, оның 81-і пиксел деңгейіндегі ошақ маскаларымен, клиникалық валидация мен түсіндірілу, Kowa); Messidor-2 (~1 748, клиникалық деградация, Topcon); DDR (~13 673, аспаптар бойынша ығысу, Canon/Topcon); ODIR-5K (~5 000, аспаптар бойынша ығысу, Canon/Zeiss); RFMiD (~3 200, аспаптар бойынша ығысу, Topcon/Kowa); және қазақстандық клиникалық жиынтық (60 кескін, 30 пациент × 2 көз, теңгерілген, сапалық валидация). Кескін сапасы CNR, VVI, энтропия және SSIM метрикаларымен бағаланады.</w:t>
+        <w:t>Функционалдық деңгейлерге ұйымдастырылған сегіз деректер жиынтығы: EyePACS (~35 126 кескін, негізгі оқыту мен абляция, Canon CR-1); APTOS 2019 (~3 662, деректер жиынтықтары арасындағы тасымалдану); IDRiD (516 кескін, оның 81-і пиксел деңгейіндегі ошақ маскаларымен, клиникалық валидация мен түсіндірілу, Kowa); Messidor-2 (~1 748, сыртқы клиникалық бағалау, Topcon); DDR (~13 673, аспаптар бойынша ығысу, Canon/Topcon); ODIR-5K (~5 000, аспаптар бойынша ығысу, Canon/Zeiss); RFMiD (~3 200, аспаптар бойынша ығысу, Topcon/Kowa); және қазақстандық клиникалық жиынтық (60 кескін, 30 пациент × 2 көз, теңгерілген, сапалық валидация). Кескін сапасы контраст/шу қатынасы (CNR), кескін энтропиясы және SSIM метрикаларымен бағаланады.</w:t>
       </w:r>
     </w:p>
     <w:p>
@@ -573,7 +573,58 @@
         </w:rPr>
         <w:t>7.</w:t>
         <w:tab/>
-        <w:t>Біріктірілген конвейер көп деректер жиынтықты, көп аспапты архитектурада (EyePACS, APTOS 2019, IDRiD, Messidor-2, DDR, ODIR-5K, RFMiD және қазақстандық клиникалық жиынтық) валидацияланды; бұған деректер жиынтықтары арасындағы тасымалдану, клиникалық деградацияға төзімділік және төрт өндірушінің камералары (Canon, Topcon, Kowa, Zeiss) бойынша домендік ығысу кіреді.</w:t>
+        <w:t>Орталық гипотеза постулаттайтын механизм өз салдарынан қорытылмай, тікелей өлшенеді: «көз–нысана» қашықтығы алты сыртқы корпуста екі конфигурация үшін де алдыңғы соңғы қабатта, тек тура өтулердің құнымен есептеледі. Үлесті жоспардың екі ерекшелігі көтереді — нормалау көз домені статистикаларын пайдаланады және нысанада ешқашан қайта есептелмейді, сондықтан өлшем нысанаға бейімделген процедураның емес, алдын ала өңдеудің қасиеті болып қалады; әрі оның бұрыстығын тексеру мүмкіндігі өлшеуге дейін тіркелген, өйткені конвейердің екі кезеңі құрылымы бойынша көз доменіне байланған және нәтиженің керісінше шығуы нақты мүмкіндік болатын.</w:t>
+      </w:r>
+    </w:p>
+    <w:p>
+      <w:pPr>
+        <w:ind w:left="709" w:hanging="397"/>
+        <w:jc w:val="both"/>
+      </w:pPr>
+      <w:r>
+        <w:rPr>
+          <w:rFonts w:ascii="Times New Roman" w:hAnsi="Times New Roman" w:cs="Times New Roman" w:eastAsia="Times New Roman"/>
+          <w:b w:val="0"/>
+          <w:i w:val="0"/>
+          <w:sz w:val="28"/>
+        </w:rPr>
+        <w:t>8.</w:t>
+        <w:tab/>
+        <w:t>Біріктірілген тармақ табиғи-кескіндік емес, домен ішілік алдын ала оқытудан инициализацияланады, әрі бәсекелес инициализациялар арасындағы таңдау болжам бойынша емес, мұздатылған backbone-мен сызықтық зондтың қабылдау шлюзі арқылы шешіледі. Теріс нәтиже дәлел ретінде келтіріледі: домен ішілік корпуста нөлден оқытылған белгісіз өзін-өзі бақылайтын оқыту бұл шлюзден өте алмады — бір тұқымдастың бірнеше протоколы бойынша және ұзағырақ оқытудан жақсармай — және жіберілмеді.</w:t>
+      </w:r>
+    </w:p>
+    <w:p>
+      <w:pPr>
+        <w:ind w:left="709" w:hanging="397"/>
+        <w:jc w:val="both"/>
+      </w:pPr>
+      <w:r>
+        <w:rPr>
+          <w:rFonts w:ascii="Times New Roman" w:hAnsi="Times New Roman" w:cs="Times New Roman" w:eastAsia="Times New Roman"/>
+          <w:b w:val="0"/>
+          <w:i w:val="0"/>
+          <w:sz w:val="28"/>
+        </w:rPr>
+        <w:t>9.</w:t>
+        <w:tab/>
+        <w:t>Біріктірілген конвейер көп деректер жиынтықты, көп аспапты архитектурада (EyePACS, APTOS 2019, IDRiD, Messidor-2, DDR, ODIR-5K, RFMiD және қазақстандық клиникалық жиынтық) валидацияланды; бұған деректер жиынтықтары арасындағы тасымалдану, сыртқы клиникалық сапа және төрт өндірушінің камералары (Canon, Topcon, Kowa, Zeiss) бойынша домендік ығысу кіреді.</w:t>
+      </w:r>
+    </w:p>
+    <w:p>
+      <w:pPr>
+        <w:ind w:left="709" w:hanging="397"/>
+        <w:jc w:val="both"/>
+      </w:pPr>
+      <w:r>
+        <w:rPr>
+          <w:rFonts w:ascii="Times New Roman" w:hAnsi="Times New Roman" w:cs="Times New Roman" w:eastAsia="Times New Roman"/>
+          <w:b w:val="0"/>
+          <w:i w:val="0"/>
+          <w:sz w:val="28"/>
+        </w:rPr>
+        <w:t>10.</w:t>
+        <w:tab/>
+        <w:t>Сыртқы тұрақтылықты өрнектеуде кең қолданылатын үш өлшемге ортақ ақау аналитикалық түрде анықталды: деградация шамасы, жалпылау коэффициенті және ұстап қалу коэффициенті — әрқайсысы тармақтың сыртқы сапасын дәл сол тармақтың домен ішілік сапасына қатысты нормалайды не одан шегереді, сондықтан конфигурацияны оның домен ішілік күші үшін жазалайды. Талдау қатаң сипаттамалы және осы жұмыстың бірде-бір нәтижесін ақтамайды.</w:t>
       </w:r>
     </w:p>
     <w:p>
@@ -657,7 +708,7 @@
         </w:rPr>
         <w:t>4.</w:t>
         <w:tab/>
-        <w:t>Конвейердің жекелеген кезеңдерінің үлесі 7 деңгейлі компоненттік абляция арқылы сандық бағаланды, ал қос шектеулі CLAHE шегі мен flat-field-түзетудің σ параметрі кескін сапасы метрикаларымен (CNR, VVI, энтропия, SSIM) бекемделген параметрлік свиптермен сипатталды (2-эксперимент).</w:t>
+        <w:t>Конвейердің жекелеген кезеңдерінің үлесі бірыңғай инициализация кезіндегі кумулятивтік компоненттік абляция арқылы сандық бағаланды, ал қос шектеулі CLAHE шегі мен flat-field-түзетудің σ параметрі кескін сапасы метрикаларымен (CNR, энтропия, SSIM) бекемделген параметрлік свиптермен сипатталды (2-эксперимент).</w:t>
       </w:r>
     </w:p>
     <w:p>
@@ -674,7 +725,7 @@
         </w:rPr>
         <w:t>5.</w:t>
         <w:tab/>
-        <w:t>Конвейердің деректер жиынтықтары арасындағы тасымалдануы APTOS 2019-да қосымша оқытусыз, алдын ала тіркелген G ≥ 0,85 жалпылау коэффициентіне қатысты бағаланды (3-эксперимент).</w:t>
+        <w:t>Белгілер кеңістігіндегі «көз–нысана» қашықтығының қысқаруы алты сыртқы корпуста көз домені статистикаларын пайдалану жөніндегі міндетті шарт аясында тікелей өлшенді; бұл қалған гипотезалар тек салдары арқылы жететін себеп тізбегінің орта буынын береді (H-3).</w:t>
       </w:r>
     </w:p>
     <w:p>
@@ -691,7 +742,7 @@
         </w:rPr>
         <w:t>6.</w:t>
         <w:tab/>
-        <w:t>Ұсынылған «назар–ошақ» қабаттасуы (ALO, бастапқы) және IoU (екінші) метрикаларын IDRiD пиксел деңгейіндегі ошақ маскаларына және қазақстандық клиникалық жиынтықтағы сапалық қабаттауларға қатысты қолданған Grad-CAM түсіндірілу талдауы модель назарының клиникалық тұрғыдан маңызды ошақ құрылымдарымен үйлесімділігін сипаттады (4-эксперимент).</w:t>
+        <w:t>Конвейердің деректер жиынтықтары арасындағы тасымалдануы APTOS 2019-да қосымша оқытусыз, алдын ала тіркелген G ≥ 0,85 жалпылау коэффициентіне қатысты бағаланды (3-эксперимент).</w:t>
       </w:r>
     </w:p>
     <w:p>
@@ -708,7 +759,7 @@
         </w:rPr>
         <w:t>7.</w:t>
         <w:tab/>
-        <w:t>Конвейердің клиникалық деградацияға төзімділігі (IDRiD, Messidor-2; 5-эксперимент), оның төрт өндіруші камераларындағы аспаптық төзімділігі (DDR, ODIR-5K, RFMiD; 6-эксперимент) және шағын клиникалық деректерде оқытылуы (7-эксперимент) бағаланды.</w:t>
+        <w:t>Ұсынылған «назар–ошақ» қабаттасуы (ALO, бастапқы) және IoU (екінші) метрикаларын IDRiD пиксел деңгейіндегі ошақ маскаларына қатысты қолданған Grad-CAM түсіндірілу талдауы модель назарының клиникалық түрде аннотацияланған ошақ құрылымдарымен үйлесімділігін сипаттады (4-эксперимент).</w:t>
       </w:r>
     </w:p>
     <w:p>
@@ -725,7 +776,24 @@
         </w:rPr>
         <w:t>8.</w:t>
         <w:tab/>
-        <w:t>Телемедицина мен электрондық денсаулық сақтаумен интеграцияланатын, Қазақстанның денсаулық сақтау инфрақұрылымына қолданылатын, ресурсы шектеулі орталарға арналған ДР скринингінің автоматтандырылған жүйесінің модульдік архитектурасы жобаланды.</w:t>
+        <w:t>Біріктірілген конфигурацияның сыртқы клиникалық сапасы (IDRiD, Messidor-2; 5-эксперимент), оның төрт өндіруші камераларындағы аспаптық төзімділігі (DDR, ODIR-5K, RFMiD; 6-эксперимент) және шағын клиникалық деректерде оқытылуы (7-эксперимент) бағаланды.</w:t>
+      </w:r>
+    </w:p>
+    <w:p>
+      <w:pPr>
+        <w:ind w:left="709" w:hanging="397"/>
+        <w:jc w:val="both"/>
+      </w:pPr>
+      <w:r>
+        <w:rPr>
+          <w:rFonts w:ascii="Times New Roman" w:hAnsi="Times New Roman" w:cs="Times New Roman" w:eastAsia="Times New Roman"/>
+          <w:b w:val="0"/>
+          <w:i w:val="0"/>
+          <w:sz w:val="28"/>
+        </w:rPr>
+        <w:t>9.</w:t>
+        <w:tab/>
+        <w:t>Телемедицина мен электрондық денсаулық сақтаумен интеграцияланатын, Қазақстанның денсаулық сақтау инфрақұрылымына қолданылатын, ресурсы шектеулі орталарға арналған ДР скринингінің автоматтандырылған жүйесінің модульдік архитектурасы жобаланды; бұл — жобалық спецификация: прототип іске асырылмаған және далалық сынақтар жүргізілмеген.</w:t>
       </w:r>
     </w:p>
     <w:p>
@@ -746,6 +814,21 @@
     </w:p>
     <w:p>
       <w:pPr>
+        <w:ind w:firstLine="709"/>
+        <w:jc w:val="both"/>
+      </w:pPr>
+      <w:r>
+        <w:rPr>
+          <w:rFonts w:ascii="Times New Roman" w:hAnsi="Times New Roman" w:cs="Times New Roman" w:eastAsia="Times New Roman"/>
+          <w:b w:val="0"/>
+          <w:i w:val="0"/>
+          <w:sz w:val="28"/>
+        </w:rPr>
+        <w:t>Әрбір тұжырым өзінің алдын ала белгіленген критерийі қолдайтын күшінде қорғауға ұсынылады, әрі әрқайсысы одан ажырамайтын ескертпені алып жүреді: ескертпесіз берілген тұжырым — деректер қолдайтыннан өзгеше әрі күштірек пайымдау.</w:t>
+      </w:r>
+    </w:p>
+    <w:p>
+      <w:pPr>
         <w:ind w:left="709" w:hanging="397"/>
         <w:jc w:val="both"/>
       </w:pPr>
@@ -758,7 +841,16 @@
         </w:rPr>
         <w:t>1.</w:t>
         <w:tab/>
-        <w:t>Алдын ала өңдеу — диагностикалық модельдің ажырамас компоненті, көмекші деректерді дайындау емес: біріктірілген конфигурация (8 кезеңді конвейер + домен ішілік алдын ала оқыту) баламалы базалық конфигурациядан (созатын масштабтау + ImageNet нормалау) ДР-ні бес класты жіктеуде статистикалық маңызды басымдыққа қол жеткізеді, әрі ResNet-50 мен EfficientNet-B3 архитектураларының екеуі үшін де алдын ала тіркелген басымдық критерийін қанағаттандырады (H-1).</w:t>
+        <w:t xml:space="preserve">Көз түбі кескіндерін алдын ала өңдеу — көмекші деректерді дайындау емес, диагностикалық модельдің формализациялауға және эксперименттік тексеруге келетін компоненті; бұл «ұштан-ұшқа» парадигмадан (P1) біріктірілген парадигмаға (P2) қайта пайымдау. </w:t>
+      </w:r>
+      <w:r>
+        <w:rPr>
+          <w:rFonts w:ascii="Times New Roman" w:hAnsi="Times New Roman" w:cs="Times New Roman" w:eastAsia="Times New Roman"/>
+          <w:b w:val="0"/>
+          <w:i/>
+          <w:sz w:val="28"/>
+        </w:rPr>
+        <w:t>Бұл тұжырым әдіснамалық әрі эмпирикалық емес: эксперимент нәтижелері онымен зерттелген жағдайларда үйлеседі, бірақ оны әмбебап түрде орнықтырмайды.</w:t>
       </w:r>
     </w:p>
     <w:p>
@@ -775,7 +867,16 @@
         </w:rPr>
         <w:t>2.</w:t>
         <w:tab/>
-        <w:t>Конвейердің жекелеген кезеңдерінің үлесін компоненттік абляция арқылы сандық бағалауға болады, ал қос шектеулі CLAHE шегі мен flat-field-түзетудің σ параметрі зерттелген диапазон шегінде жергілікті оптимумы бар анықталатын сезімталдық профильдерін көрсетеді (H-2).</w:t>
+        <w:t xml:space="preserve">Біріктірілген конфигурация EyePACS-те ДР-ні бес класты жіктеуде ResNet-50 мен EfficientNet-B3 архитектураларының екеуі үшін де базалық конфигурациядан басым түседі — алдын ала тіркелген конъюнктивтік критерийдің үш компонентінің бәрі бойынша, әрі эффект көп салыстыруға түзетуден кейін де сақталып, архитектура таңдауымен өзара әрекеттесу көрсетпейді (H-1). </w:t>
+      </w:r>
+      <w:r>
+        <w:rPr>
+          <w:rFonts w:ascii="Times New Roman" w:hAnsi="Times New Roman" w:cs="Times New Roman" w:eastAsia="Times New Roman"/>
+          <w:b w:val="0"/>
+          <w:i/>
+          <w:sz w:val="28"/>
+        </w:rPr>
+        <w:t>Екі тармақ алдын ала өңдеумен ғана емес, инициализациямен де ерекшеленеді, сондықтан тұжырым конфигурацияға тұтас қатысты; кумулятивтік абляция бұл композитті ыдыратады, бірақ ерітпейді, әрі эффектің ешбір бөлігі алдын ала өңдеуге жеке телінбейді.</w:t>
       </w:r>
     </w:p>
     <w:p>
@@ -792,7 +893,16 @@
         </w:rPr>
         <w:t>3.</w:t>
         <w:tab/>
-        <w:t>EyePACS-те конвейермен оқытылған модель қосымша оқытусыз APTOS 2019-ға тасымалданады, G = F1_APTOS / F1_EyePACS ≥ 0,85 жалпылау коэффициентіне қол жеткізеді (H-4).</w:t>
+        <w:t xml:space="preserve">Қос шектеулі CLAHE параметрлері мен flat-field σ параметрі зерттелген диапазондарда ішкі оптимум көрсетеді, бұл бөлек қалдырылған деректерде расталды (H-2). </w:t>
+      </w:r>
+      <w:r>
+        <w:rPr>
+          <w:rFonts w:ascii="Times New Roman" w:hAnsi="Times New Roman" w:cs="Times New Roman" w:eastAsia="Times New Roman"/>
+          <w:b w:val="0"/>
+          <w:i/>
+          <w:sz w:val="28"/>
+        </w:rPr>
+        <w:t>Тексерілген диапазондармен шектелген; оптималды мәндер — тасымалданатын тұрақтылар емес, осы корпус пен конвейердің қасиеттері.</w:t>
       </w:r>
     </w:p>
     <w:p>
@@ -809,7 +919,16 @@
         </w:rPr>
         <w:t>4.</w:t>
         <w:tab/>
-        <w:t>Конвейер CNN назарын клиникалық тұрғыдан маңызды ошақ аймақтарына қайта бағыттайды; бұл IDRiD ошақ маскаларына қатысты жоғары ALO (бастапқы) мен IoU (екінші) мәндерімен сандық түрде, әрі қазақстандық клиникалық жиынтықтағы Grad-CAM қабаттауларымен сапалық түрде дәлелденеді (H-5).</w:t>
+        <w:t xml:space="preserve">Конвейердің жекелеген кезеңдерінің үлестері бөлінеді, фолдтар бойынша монотонды және реттелуге келеді, әрі екі фотометриялық кезең алда келеді (H-2). </w:t>
+      </w:r>
+      <w:r>
+        <w:rPr>
+          <w:rFonts w:ascii="Times New Roman" w:hAnsi="Times New Roman" w:cs="Times New Roman" w:eastAsia="Times New Roman"/>
+          <w:b w:val="0"/>
+          <w:i/>
+          <w:sz w:val="28"/>
+        </w:rPr>
+        <w:t>Тек топтар деңгейінде: көрші рангтер шу шегінде жатыр, кезеңдердің қатаң реті қорғауға ұсынылмайды, ал FOV маскасының арнасы оқшау бөлінген жоқ.</w:t>
       </w:r>
     </w:p>
     <w:p>
@@ -826,7 +945,16 @@
         </w:rPr>
         <w:t>5.</w:t>
         <w:tab/>
-        <w:t>Конвейер IDRiD пен Messidor-2-де деректер жиынтықтары арасындағы Δ = F1_EyePACS_val − F1_external сапа деградациясын базалық конфигурациямен салыстырғанда азайтады (H-7).</w:t>
+        <w:t xml:space="preserve">Біріктірілген конфигурация оқыту таралуы мен әрбір сыртқы таралу арасындағы қашықтықты алдыңғы соңғы қабаттың белгілер кеңістігінде барлық зерттелген сыртқы корпуста қысқартады, әрі түрлендіруге нысаналы корпустың бірде-бір статистикасы кірмейді (H-3). </w:t>
+      </w:r>
+      <w:r>
+        <w:rPr>
+          <w:rFonts w:ascii="Times New Roman" w:hAnsi="Times New Roman" w:cs="Times New Roman" w:eastAsia="Times New Roman"/>
+          <w:b w:val="0"/>
+          <w:i/>
+          <w:sz w:val="28"/>
+        </w:rPr>
+        <w:t>Тек бағыт бойынша — қашықтық қысқаруының шамасы сапа өсімінің шамасын қадағаламайды; тұжырым механистік әрі диагностикалық сапа мен құрылғылармен үйлесімділік туралы ешқандай мәлімдеме көтермейді.</w:t>
       </w:r>
     </w:p>
     <w:p>
@@ -843,7 +971,203 @@
         </w:rPr>
         <w:t>6.</w:t>
         <w:tab/>
-        <w:t>Конвейер әртүрлі өндірушілердің камераларынан (Canon, Topcon, Kowa, Zeiss) алынған кескіндерде жіктеу сапасын домен ішілік сапаға қатысты рұқсат етілген шектерде сақтайды (H-6).</w:t>
+        <w:t xml:space="preserve">EyePACS-те конвейермен оқытылған модель қосымша оқытусыз APTOS 2019-ға тасымалданады, алдын ала тіркелген G ≥ 0,85 жалпылау коэффициентінен өтіп, әрбір класта базалық конфигурациядан асып түседі (H-4). </w:t>
+      </w:r>
+      <w:r>
+        <w:rPr>
+          <w:rFonts w:ascii="Times New Roman" w:hAnsi="Times New Roman" w:cs="Times New Roman" w:eastAsia="Times New Roman"/>
+          <w:b w:val="0"/>
+          <w:i/>
+          <w:sz w:val="28"/>
+        </w:rPr>
+        <w:t>Базалық конфигурация да табалдырықтан өтеді, сондықтан критерий тармақтарды ажыратпайды; дәлел салыстыруда жатыр.</w:t>
+      </w:r>
+    </w:p>
+    <w:p>
+      <w:pPr>
+        <w:ind w:left="709" w:hanging="397"/>
+        <w:jc w:val="both"/>
+      </w:pPr>
+      <w:r>
+        <w:rPr>
+          <w:rFonts w:ascii="Times New Roman" w:hAnsi="Times New Roman" w:cs="Times New Roman" w:eastAsia="Times New Roman"/>
+          <w:b w:val="0"/>
+          <w:i w:val="0"/>
+          <w:sz w:val="28"/>
+        </w:rPr>
+        <w:t>7.</w:t>
+        <w:tab/>
+        <w:t xml:space="preserve">Біріктірілген конфигурацияда модельдің назары сарапшының пиксел деңгейіндегі ошақ аннотациясымен тығызырақ үйлеседі — аннотацияланған төрт ошақ түрінің бәрінде және екі өлшем бойынша да (H-5). </w:t>
+      </w:r>
+      <w:r>
+        <w:rPr>
+          <w:rFonts w:ascii="Times New Roman" w:hAnsi="Times New Roman" w:cs="Times New Roman" w:eastAsia="Times New Roman"/>
+          <w:b w:val="0"/>
+          <w:i/>
+          <w:sz w:val="28"/>
+        </w:rPr>
+        <w:t>Модель дәлелі мен сарапшы аннотациясының үйлесімділігі, патологияны клиникалық локализациялау емес; бір аннотацияланған корпус және бір фолд; клиникалық корпустағы сапалық зерттеу орындалған жоқ.</w:t>
+      </w:r>
+    </w:p>
+    <w:p>
+      <w:pPr>
+        <w:ind w:left="709" w:hanging="397"/>
+        <w:jc w:val="both"/>
+      </w:pPr>
+      <w:r>
+        <w:rPr>
+          <w:rFonts w:ascii="Times New Roman" w:hAnsi="Times New Roman" w:cs="Times New Roman" w:eastAsia="Times New Roman"/>
+          <w:b w:val="0"/>
+          <w:i w:val="0"/>
+          <w:sz w:val="28"/>
+        </w:rPr>
+        <w:t>8.</w:t>
+        <w:tab/>
+        <w:t xml:space="preserve">Жіктеу сапасы зерттелген барлық камералық топта сақталады, ал мәні бойынша — осы топтар арасындағы сапа шашырауы азаяды (H-6). </w:t>
+      </w:r>
+      <w:r>
+        <w:rPr>
+          <w:rFonts w:ascii="Times New Roman" w:hAnsi="Times New Roman" w:cs="Times New Roman" w:eastAsia="Times New Roman"/>
+          <w:b w:val="0"/>
+          <w:i/>
+          <w:sz w:val="28"/>
+        </w:rPr>
+        <w:t>Екі конфигурация да ұстап қалу табалдырығынан өтеді; бес топтың екеуі — сыртқы клиникалық корпустардың өздері әрі тәуелсіз қайталауды бермейді; бұның ешқайсысы құрылғыларды сертификаттауды құрамайды.</w:t>
+      </w:r>
+    </w:p>
+    <w:p>
+      <w:pPr>
+        <w:ind w:left="709" w:hanging="397"/>
+        <w:jc w:val="both"/>
+      </w:pPr>
+      <w:r>
+        <w:rPr>
+          <w:rFonts w:ascii="Times New Roman" w:hAnsi="Times New Roman" w:cs="Times New Roman" w:eastAsia="Times New Roman"/>
+          <w:b w:val="0"/>
+          <w:i w:val="0"/>
+          <w:sz w:val="28"/>
+        </w:rPr>
+        <w:t>9.</w:t>
+        <w:tab/>
+        <w:t xml:space="preserve">Біріктірілген конфигурация екі сыртқы клиникалық корпуста да базалықтан жоғары абсолюттік weighted F1-ге жетеді, әрі әрбір айырма нөлді қоспайтын сенімділік аралығымен минималды клиникалық маңызды шамаға жетеді және әр корпуста бөлек бағаланады (H-7). </w:t>
+      </w:r>
+      <w:r>
+        <w:rPr>
+          <w:rFonts w:ascii="Times New Roman" w:hAnsi="Times New Roman" w:cs="Times New Roman" w:eastAsia="Times New Roman"/>
+          <w:b w:val="0"/>
+          <w:i/>
+          <w:sz w:val="28"/>
+        </w:rPr>
+        <w:t>Деградацияға төзімділік емес, жоғарырақ абсолюттік сыртқы сапа — өз домен ішілік деңгейлеріне қатысты екі конфигурация да шамамен бірдей төмендейді; екінші корпуста табалдырықтан асатын қор аз, әрі сол аралықтың төменгі шекарасы минималды маңызды шамадан төмен жатыр.</w:t>
+      </w:r>
+    </w:p>
+    <w:p>
+      <w:pPr>
+        <w:ind w:left="709" w:hanging="397"/>
+        <w:jc w:val="both"/>
+      </w:pPr>
+      <w:r>
+        <w:rPr>
+          <w:rFonts w:ascii="Times New Roman" w:hAnsi="Times New Roman" w:cs="Times New Roman" w:eastAsia="Times New Roman"/>
+          <w:b w:val="0"/>
+          <w:i w:val="0"/>
+          <w:sz w:val="28"/>
+        </w:rPr>
+        <w:t>10.</w:t>
+        <w:tab/>
+        <w:t xml:space="preserve">Сыртқы тұрақтылықты өрнектеуде кең қолданылатын үш өлшем — деградация шамасы, жалпылау коэффициенті және ұстап қалу коэффициенті — ортақ құрылымдық ақауға ие: әрқайсысы тармақтың сыртқы сапасын дәл сол тармақтың домен ішілік сапасына қатысты нормалайды не одан шегереді, сондықтан конфигурацияны домен ішілік күші үшін жазалайды. </w:t>
+      </w:r>
+      <w:r>
+        <w:rPr>
+          <w:rFonts w:ascii="Times New Roman" w:hAnsi="Times New Roman" w:cs="Times New Roman" w:eastAsia="Times New Roman"/>
+          <w:b w:val="0"/>
+          <w:i/>
+          <w:sz w:val="28"/>
+        </w:rPr>
+        <w:t>Аналитикалық әрі қатаң сипаттамалы: осы жұмыстың бірде-бір нәтижесін ақтамайды.</w:t>
+      </w:r>
+    </w:p>
+    <w:p>
+      <w:pPr>
+        <w:ind w:left="709" w:hanging="397"/>
+        <w:jc w:val="both"/>
+      </w:pPr>
+      <w:r>
+        <w:rPr>
+          <w:rFonts w:ascii="Times New Roman" w:hAnsi="Times New Roman" w:cs="Times New Roman" w:eastAsia="Times New Roman"/>
+          <w:b w:val="0"/>
+          <w:i w:val="0"/>
+          <w:sz w:val="28"/>
+        </w:rPr>
+        <w:t>11.</w:t>
+        <w:tab/>
+        <w:t xml:space="preserve">Көз түбі тіндерінің лазерлік әсерге жауабының байланысқан термо-оптикалық моделі және ресурсы шектеулі орталарға арналған ДР скринингінің автоматтандырылған жүйесінің модульдік архитектурасы. </w:t>
+      </w:r>
+      <w:r>
+        <w:rPr>
+          <w:rFonts w:ascii="Times New Roman" w:hAnsi="Times New Roman" w:cs="Times New Roman" w:eastAsia="Times New Roman"/>
+          <w:b w:val="0"/>
+          <w:i/>
+          <w:sz w:val="28"/>
+        </w:rPr>
+        <w:t>Тиісінше теориялық және жобалық үлес ретінде ұсынылады — модель клиникалық валидацияланбаған, ал архитектура прототиптелмеген әрі далалық сынақтан өткізілмеген.</w:t>
+      </w:r>
+    </w:p>
+    <w:p>
+      <w:pPr>
+        <w:ind w:firstLine="709"/>
+        <w:jc w:val="both"/>
+      </w:pPr>
+      <w:r>
+        <w:rPr>
+          <w:rFonts w:ascii="Times New Roman" w:hAnsi="Times New Roman" w:cs="Times New Roman" w:eastAsia="Times New Roman"/>
+          <w:b w:val="0"/>
+          <w:i w:val="0"/>
+          <w:sz w:val="28"/>
+        </w:rPr>
+        <w:t xml:space="preserve">Тағы бір нәтиже қорғауға ұсынылатын тұжырым емес, бақылау ретінде беріледі: оқыту корпусынан шамамен жетпіс есе кіші корпуста, екі тармақ та бір инициализациядан оқытылған алдын ала тіркелген бағалауда біріктірілген конфигурация қайтадан күштірек болды — бірақ қоры мол деректердегі өсіммен </w:t>
+      </w:r>
+      <w:r>
+        <w:rPr>
+          <w:rFonts w:ascii="Times New Roman" w:hAnsi="Times New Roman" w:cs="Times New Roman" w:eastAsia="Times New Roman"/>
+          <w:b/>
+          <w:i w:val="0"/>
+          <w:sz w:val="28"/>
+        </w:rPr>
+        <w:t>салыстырмалы, одан асып түспейтін</w:t>
+      </w:r>
+      <w:r>
+        <w:rPr>
+          <w:rFonts w:ascii="Times New Roman" w:hAnsi="Times New Roman" w:cs="Times New Roman" w:eastAsia="Times New Roman"/>
+          <w:b w:val="0"/>
+          <w:i w:val="0"/>
+          <w:sz w:val="28"/>
+        </w:rPr>
+        <w:t>. Қатысқан клиникалық корпус таратуға жатпайды, сондықтан бұл нәтиже сырттай қайталанбайды.</w:t>
+      </w:r>
+    </w:p>
+    <w:p>
+      <w:pPr>
+        <w:ind w:firstLine="709"/>
+        <w:jc w:val="both"/>
+      </w:pPr>
+      <w:r>
+        <w:rPr>
+          <w:rFonts w:ascii="Times New Roman" w:hAnsi="Times New Roman" w:cs="Times New Roman" w:eastAsia="Times New Roman"/>
+          <w:b/>
+          <w:i w:val="0"/>
+          <w:sz w:val="28"/>
+        </w:rPr>
+        <w:t>Қорғауға ұсынылмайды:</w:t>
+      </w:r>
+      <w:r>
+        <w:rPr>
+          <w:rFonts w:ascii="Times New Roman" w:hAnsi="Times New Roman" w:cs="Times New Roman" w:eastAsia="Times New Roman"/>
+          <w:b w:val="0"/>
+          <w:i w:val="0"/>
+          <w:sz w:val="28"/>
+        </w:rPr>
+        <w:t xml:space="preserve"> клиникалық валидтілік, автономды енгізуге дайындық, құрылғыларды сертификаттау, патологияны локализациялау, кез келген аталған жарияланған жүйеден басымдық, сондай-ақ нәтижелер алынған корпустар, құрылғылар мен аппаратура шегінен тыс таралу.</w:t>
       </w:r>
     </w:p>
     <w:p>
@@ -945,7 +1269,7 @@
           <w:i w:val="0"/>
           <w:sz w:val="28"/>
         </w:rPr>
-        <w:t>Сенімділік мынадай тәсілдермен қамтамасыз етіледі: ауқымды әрі көптеген ашық деректер жиынтықтарын пайдалану (~35 126 EyePACS оқыту кескіні және жеті қосымша жиынтық); деректердің ағып кетуін қатаң бақылаумен пациент деңгейінде стратификацияланған 5-fold cross-validation; барлық бастапқы метрикаларды «орташа ± стандартты ауытқу» түрінде ұсыну; көп метрикалы бағалау (weighted F1, ROC-AUC, квадраттық салмақты Cohen's Kappa, accuracy); статистикалық гипотезаларды тексеру (McNemar, DeLong тестілері), фолдтар бойынша аралас әсерлер моделі, bootstrap сенімділік аралықтары (≥ 1000 ресэмпл) және Bonferroni/Holm түзетулері; алдын ала тіркелген сәттілік критерийлері; сондай-ақ жарияланған жүйелермен (IDx-DR, Eyenuk, DeepMind) салыстыру.</w:t>
+        <w:t>Сенімділік мынадай тәсілдермен қамтамасыз етіледі: ауқымды әрі көптеген ашық деректер жиынтықтарын пайдалану (~35 126 EyePACS оқыту кескіні және жеті қосымша жиынтық); деректердің ағып кетуін қатаң бақылаумен пациент деңгейінде стратификацияланған 5-fold cross-validation; барлық бастапқы метрикаларды «орташа ± стандартты ауытқу» түрінде ұсыну; көп метрикалы бағалау (weighted F1, ROC-AUC, квадраттық салмақты Cohen's Kappa, accuracy); статистикалық гипотезаларды тексеру (McNemar, DeLong тестілері), фолдтар бойынша аралас әсерлер моделі, bootstrap сенімділік аралықтары (≥ 1000 ресэмпл) және Bonferroni/Holm түзетулері; оларды тексерген эксперименттерге дейін бекітілген сәттілік критерийлері — нәтиже белгілі болғаннан кейін жазылған критерий әрқашан қанағаттандырылуы мүмкін, сондықтан жіктемені ақпаратты ететін нәрсе — дәл осы реттілік. Жұмыс сонымен қатар жарияланған жүйелердің контексіне қойылады, бірақ олардың арасында рангіленбейді, өйткені салыстырылатын жазбалардың ешқандай екеуі есептің қойылымы, корпусы, эталондық стандарты мен метрикасы бойынша бірдей емес. Осы аппараттың екі шектеуі кейінге қалдырылмай мәлімделеді: көп салыстыруға түзету салыстырулар жоспарланған сол жалғыз экспериментпен шектелген, сондықтан диссертация ауқымындағы қателік ықтималдығы мәлімделмейді; әрі бірқатар бағалау бір оқытылған фолдтың модельдеріне сүйенеді, сондықтан олардың аралықтары тек бағалау корпусының іріктемесін сипаттайды және толық белгісіздікті белгілі бағытта төмендетеді.</w:t>
       </w:r>
     </w:p>
     <w:p>
@@ -1378,7 +1702,7 @@
           <w:i w:val="0"/>
           <w:sz w:val="28"/>
         </w:rPr>
-        <w:t xml:space="preserve"> деңгейлік деректер жиынтығы архитектурасын және жеті экспериментті ұсынады: 1-эксперимент (қалпына келтірілген 2×2 факторлық жоспардағы біріктірілген конвейер басымдығы, A–D конфигурациялары), 2-эксперимент (кезеңдерін 7 деңгей бойынша абляциялау, CLAHE шегі мен flat-field σ свиптері, кескін сапасы метрикаларымен), 3-эксперимент (APTOS 2019-ға қосымша оқытусыз тасымалдау), 4-эксперимент (IDRiD-те сандық ALO/IoU және клиникалық жиынтықта сапалық қабаттаулармен Grad-CAM түсіндірілуі), 5-эксперимент (IDRiD пен Messidor-2-де клиникалық деградацияға төзімділік), 6-эксперимент (DDR, ODIR-5K, RFMiD-те аспаптар бойынша домендік ығысу) және 7-эксперимент (IDRiD-те шағын деректерде оқыту, клиникалық жиынтық бөлек қалдырылып).</w:t>
+        <w:t xml:space="preserve"> деңгейлік деректер жиынтығы архитектурасын және сегіз зерттеуді ұсынады: 1-эксперимент (қалпына келтірілген 2×2 факторлық жоспардағы біріктірілген конвейер басымдығы, A–D конфигурациялары), 2-эксперимент (кезеңдердің кумулятивтік абляциясы, CLAHE шегі мен flat-field σ свиптері, кескін сапасы метрикаларымен), алты сыртқы корпуста «көз–нысана» қашықтығын тікелей өлшеу (H-3), 3-эксперимент (APTOS 2019-ға қосымша оқытусыз тасымалдау), 4-эксперимент (IDRiD-те сандық ALO/IoU-мен Grad-CAM түсіндірілуі), 5-эксперимент (IDRiD пен Messidor-2-де сыртқы клиникалық сапа), 6-эксперимент (DDR, ODIR-5K, RFMiD-те аспаптар бойынша домендік ығысу) және 7-эксперимент (IDRiD-те шағын деректерде оқыту, клиникалық жиынтық бөлек қалдырылып).</w:t>
       </w:r>
     </w:p>
     <w:p>
@@ -1402,7 +1726,7 @@
           <w:i w:val="0"/>
           <w:sz w:val="28"/>
         </w:rPr>
-        <w:t xml:space="preserve"> түсіндірілу нәтижелерін, статистикалық валидацияны (bootstrap сенімділік аралықтары мен аралас әсерлер моделі, тұжырымдар күшінің қорытынды жіктемелері), жарияланған жүйелермен (IDx-DR, Eyenuk, DeepMind) салыстырмалы талдауды және «сапа–күрделілік» арасындағы теңгерімді жинақтайды, әрі ұсынылған тәсілдің шектеулері мен шекаралық шарттарын тұжырымдайды.</w:t>
+        <w:t xml:space="preserve"> түсіндірілу нәтижелерін, статистикалық валидацияны (bootstrap сенімділік аралықтары мен аралас әсерлер моделі, тұжырымдар күшінің қорытынды жіктемелері), жұмысты жарияланған жүйелердің контексіне рангілеусіз қоюды және «сапа–күрделілік» арасындағы теңгерімді жинақтайды, әрі ұсынылған тәсілдің шектеулері мен шекаралық шарттарын тұжырымдайды.</w:t>
       </w:r>
     </w:p>
     <w:p>
